--- a/docs/lab1.docx
+++ b/docs/lab1.docx
@@ -1528,6 +1528,7 @@
       <w:r>
         <w:rPr>
           <w:rFonts w:ascii="Times New Roman" w:hAnsi="Times New Roman" w:cs="Times New Roman"/>
+          <w:noProof/>
           <w:sz w:val="28"/>
           <w:szCs w:val="28"/>
         </w:rPr>
@@ -1644,7 +1645,16 @@
             <w:szCs w:val="28"/>
             <w:lang w:val="en-US"/>
           </w:rPr>
-          <w:t>co</w:t>
+          <w:t>com</w:t>
+        </w:r>
+        <w:r>
+          <w:rPr>
+            <w:rStyle w:val="a4"/>
+            <w:rFonts w:ascii="Times New Roman" w:hAnsi="Times New Roman" w:cs="Times New Roman"/>
+            <w:sz w:val="28"/>
+            <w:szCs w:val="28"/>
+          </w:rPr>
+          <w:t>/</w:t>
         </w:r>
         <w:r>
           <w:rPr>
@@ -1654,7 +1664,7 @@
             <w:szCs w:val="28"/>
             <w:lang w:val="en-US"/>
           </w:rPr>
-          <w:t>m</w:t>
+          <w:t>datasets</w:t>
         </w:r>
         <w:r>
           <w:rPr>
@@ -1673,7 +1683,7 @@
             <w:szCs w:val="28"/>
             <w:lang w:val="en-US"/>
           </w:rPr>
-          <w:t>datasets</w:t>
+          <w:t>shivamb</w:t>
         </w:r>
         <w:r>
           <w:rPr>
@@ -1692,16 +1702,16 @@
             <w:szCs w:val="28"/>
             <w:lang w:val="en-US"/>
           </w:rPr>
-          <w:t>shivamb</w:t>
-        </w:r>
-        <w:r>
-          <w:rPr>
-            <w:rStyle w:val="a4"/>
-            <w:rFonts w:ascii="Times New Roman" w:hAnsi="Times New Roman" w:cs="Times New Roman"/>
-            <w:sz w:val="28"/>
-            <w:szCs w:val="28"/>
-          </w:rPr>
-          <w:t>/</w:t>
+          <w:t>vehicle</w:t>
+        </w:r>
+        <w:r>
+          <w:rPr>
+            <w:rStyle w:val="a4"/>
+            <w:rFonts w:ascii="Times New Roman" w:hAnsi="Times New Roman" w:cs="Times New Roman"/>
+            <w:sz w:val="28"/>
+            <w:szCs w:val="28"/>
+          </w:rPr>
+          <w:t>-</w:t>
         </w:r>
         <w:r>
           <w:rPr>
@@ -1711,7 +1721,7 @@
             <w:szCs w:val="28"/>
             <w:lang w:val="en-US"/>
           </w:rPr>
-          <w:t>vehicle</w:t>
+          <w:t>claim</w:t>
         </w:r>
         <w:r>
           <w:rPr>
@@ -1730,7 +1740,7 @@
             <w:szCs w:val="28"/>
             <w:lang w:val="en-US"/>
           </w:rPr>
-          <w:t>claim</w:t>
+          <w:t>fraud</w:t>
         </w:r>
         <w:r>
           <w:rPr>
@@ -1749,17 +1759,56 @@
             <w:szCs w:val="28"/>
             <w:lang w:val="en-US"/>
           </w:rPr>
-          <w:t>fraud</w:t>
-        </w:r>
-        <w:r>
-          <w:rPr>
-            <w:rStyle w:val="a4"/>
-            <w:rFonts w:ascii="Times New Roman" w:hAnsi="Times New Roman" w:cs="Times New Roman"/>
-            <w:sz w:val="28"/>
-            <w:szCs w:val="28"/>
-          </w:rPr>
-          <w:t>-</w:t>
-        </w:r>
+          <w:t>detection</w:t>
+        </w:r>
+      </w:hyperlink>
+      <w:r>
+        <w:rPr>
+          <w:rFonts w:ascii="Times New Roman" w:hAnsi="Times New Roman" w:cs="Times New Roman"/>
+          <w:sz w:val="28"/>
+          <w:szCs w:val="28"/>
+        </w:rPr>
+        <w:t xml:space="preserve"> - информация об авариях</w:t>
+      </w:r>
+      <w:r>
+        <w:rPr>
+          <w:rFonts w:ascii="Times New Roman" w:hAnsi="Times New Roman" w:cs="Times New Roman"/>
+          <w:sz w:val="28"/>
+          <w:szCs w:val="28"/>
+        </w:rPr>
+        <w:t xml:space="preserve"> </w:t>
+      </w:r>
+    </w:p>
+    <w:p>
+      <w:pPr>
+        <w:spacing w:line="276" w:lineRule="auto"/>
+        <w:jc w:val="both"/>
+        <w:rPr>
+          <w:rFonts w:ascii="Times New Roman" w:hAnsi="Times New Roman" w:cs="Times New Roman"/>
+          <w:sz w:val="28"/>
+          <w:szCs w:val="28"/>
+        </w:rPr>
+      </w:pPr>
+      <w:r>
+        <w:rPr>
+          <w:rFonts w:ascii="Times New Roman" w:hAnsi="Times New Roman" w:cs="Times New Roman"/>
+          <w:sz w:val="28"/>
+          <w:szCs w:val="28"/>
+        </w:rPr>
+        <w:t>Этот набор данных содержит набор данных о транспортном средстве - атрибут, модель, сведения о несчастном случае и т.д., а также сведения о полисе - тип полиса, срок его действия и т.д.</w:t>
+      </w:r>
+    </w:p>
+    <w:p>
+      <w:pPr>
+        <w:spacing w:line="276" w:lineRule="auto"/>
+        <w:jc w:val="both"/>
+        <w:rPr>
+          <w:rFonts w:ascii="Times New Roman" w:hAnsi="Times New Roman" w:cs="Times New Roman"/>
+          <w:sz w:val="28"/>
+          <w:szCs w:val="28"/>
+        </w:rPr>
+      </w:pPr>
+      <w:hyperlink r:id="rId8" w:history="1">
         <w:r>
           <w:rPr>
             <w:rStyle w:val="a4"/>
@@ -1768,56 +1817,17 @@
             <w:szCs w:val="28"/>
             <w:lang w:val="en-US"/>
           </w:rPr>
-          <w:t>detection</w:t>
-        </w:r>
-      </w:hyperlink>
-      <w:r>
-        <w:rPr>
-          <w:rFonts w:ascii="Times New Roman" w:hAnsi="Times New Roman" w:cs="Times New Roman"/>
-          <w:sz w:val="28"/>
-          <w:szCs w:val="28"/>
-        </w:rPr>
-        <w:t xml:space="preserve"> - информация об авариях</w:t>
-      </w:r>
-      <w:r>
-        <w:rPr>
-          <w:rFonts w:ascii="Times New Roman" w:hAnsi="Times New Roman" w:cs="Times New Roman"/>
-          <w:sz w:val="28"/>
-          <w:szCs w:val="28"/>
-        </w:rPr>
-        <w:t xml:space="preserve"> </w:t>
-      </w:r>
-    </w:p>
-    <w:p>
-      <w:pPr>
-        <w:spacing w:line="276" w:lineRule="auto"/>
-        <w:jc w:val="both"/>
-        <w:rPr>
-          <w:rFonts w:ascii="Times New Roman" w:hAnsi="Times New Roman" w:cs="Times New Roman"/>
-          <w:sz w:val="28"/>
-          <w:szCs w:val="28"/>
-        </w:rPr>
-      </w:pPr>
-      <w:r>
-        <w:rPr>
-          <w:rFonts w:ascii="Times New Roman" w:hAnsi="Times New Roman" w:cs="Times New Roman"/>
-          <w:sz w:val="28"/>
-          <w:szCs w:val="28"/>
-        </w:rPr>
-        <w:t>Этот набор данных содержит набор данных о транспортном средстве - атрибут, модель, сведения о несчастном случае и т.д., а также сведения о полисе - тип полиса, срок его действия и т.д.</w:t>
-      </w:r>
-    </w:p>
-    <w:p>
-      <w:pPr>
-        <w:spacing w:line="276" w:lineRule="auto"/>
-        <w:jc w:val="both"/>
-        <w:rPr>
-          <w:rFonts w:ascii="Times New Roman" w:hAnsi="Times New Roman" w:cs="Times New Roman"/>
-          <w:sz w:val="28"/>
-          <w:szCs w:val="28"/>
-        </w:rPr>
-      </w:pPr>
-      <w:hyperlink r:id="rId8" w:history="1">
+          <w:t>https</w:t>
+        </w:r>
+        <w:r>
+          <w:rPr>
+            <w:rStyle w:val="a4"/>
+            <w:rFonts w:ascii="Times New Roman" w:hAnsi="Times New Roman" w:cs="Times New Roman"/>
+            <w:sz w:val="28"/>
+            <w:szCs w:val="28"/>
+          </w:rPr>
+          <w:t>://</w:t>
+        </w:r>
         <w:r>
           <w:rPr>
             <w:rStyle w:val="a4"/>
@@ -1826,16 +1836,16 @@
             <w:szCs w:val="28"/>
             <w:lang w:val="en-US"/>
           </w:rPr>
-          <w:t>https</w:t>
-        </w:r>
-        <w:r>
-          <w:rPr>
-            <w:rStyle w:val="a4"/>
-            <w:rFonts w:ascii="Times New Roman" w:hAnsi="Times New Roman" w:cs="Times New Roman"/>
-            <w:sz w:val="28"/>
-            <w:szCs w:val="28"/>
-          </w:rPr>
-          <w:t>://</w:t>
+          <w:t>www</w:t>
+        </w:r>
+        <w:r>
+          <w:rPr>
+            <w:rStyle w:val="a4"/>
+            <w:rFonts w:ascii="Times New Roman" w:hAnsi="Times New Roman" w:cs="Times New Roman"/>
+            <w:sz w:val="28"/>
+            <w:szCs w:val="28"/>
+          </w:rPr>
+          <w:t>.</w:t>
         </w:r>
         <w:r>
           <w:rPr>
@@ -1845,46 +1855,7 @@
             <w:szCs w:val="28"/>
             <w:lang w:val="en-US"/>
           </w:rPr>
-          <w:t>www</w:t>
-        </w:r>
-        <w:r>
-          <w:rPr>
-            <w:rStyle w:val="a4"/>
-            <w:rFonts w:ascii="Times New Roman" w:hAnsi="Times New Roman" w:cs="Times New Roman"/>
-            <w:sz w:val="28"/>
-            <w:szCs w:val="28"/>
-          </w:rPr>
-          <w:t>.</w:t>
-        </w:r>
-        <w:r>
-          <w:rPr>
-            <w:rStyle w:val="a4"/>
-            <w:rFonts w:ascii="Times New Roman" w:hAnsi="Times New Roman" w:cs="Times New Roman"/>
-            <w:sz w:val="28"/>
-            <w:szCs w:val="28"/>
-            <w:lang w:val="en-US"/>
-          </w:rPr>
-          <w:t>kag</w:t>
-        </w:r>
-        <w:r>
-          <w:rPr>
-            <w:rStyle w:val="a4"/>
-            <w:rFonts w:ascii="Times New Roman" w:hAnsi="Times New Roman" w:cs="Times New Roman"/>
-            <w:sz w:val="28"/>
-            <w:szCs w:val="28"/>
-            <w:lang w:val="en-US"/>
-          </w:rPr>
-          <w:t>g</w:t>
-        </w:r>
-        <w:r>
-          <w:rPr>
-            <w:rStyle w:val="a4"/>
-            <w:rFonts w:ascii="Times New Roman" w:hAnsi="Times New Roman" w:cs="Times New Roman"/>
-            <w:sz w:val="28"/>
-            <w:szCs w:val="28"/>
-            <w:lang w:val="en-US"/>
-          </w:rPr>
-          <w:t>le</w:t>
+          <w:t>kaggle</w:t>
         </w:r>
         <w:r>
           <w:rPr>
@@ -3193,10 +3164,10 @@
           <w:szCs w:val="28"/>
         </w:rPr>
         <w:drawing>
-          <wp:inline distT="0" distB="0" distL="0" distR="0" wp14:anchorId="5C45D00D" wp14:editId="04504D68">
-            <wp:extent cx="3751511" cy="3727450"/>
-            <wp:effectExtent l="0" t="0" r="1905" b="6350"/>
-            <wp:docPr id="2075830305" name="Рисунок 1"/>
+          <wp:inline distT="0" distB="0" distL="0" distR="0" wp14:anchorId="471FC870" wp14:editId="5ED2C307">
+            <wp:extent cx="6299315" cy="3733800"/>
+            <wp:effectExtent l="0" t="0" r="6350" b="0"/>
+            <wp:docPr id="322454505" name="Рисунок 1"/>
             <wp:cNvGraphicFramePr>
               <a:graphicFrameLocks xmlns:a="http://schemas.openxmlformats.org/drawingml/2006/main" noChangeAspect="1"/>
             </wp:cNvGraphicFramePr>
@@ -3204,7 +3175,7 @@
               <a:graphicData uri="http://schemas.openxmlformats.org/drawingml/2006/picture">
                 <pic:pic xmlns:pic="http://schemas.openxmlformats.org/drawingml/2006/picture">
                   <pic:nvPicPr>
-                    <pic:cNvPr id="2075830305" name=""/>
+                    <pic:cNvPr id="322454505" name=""/>
                     <pic:cNvPicPr/>
                   </pic:nvPicPr>
                   <pic:blipFill>
@@ -3216,7 +3187,7 @@
                   <pic:spPr>
                     <a:xfrm>
                       <a:off x="0" y="0"/>
-                      <a:ext cx="3765965" cy="3741811"/>
+                      <a:ext cx="6304055" cy="3736610"/>
                     </a:xfrm>
                     <a:prstGeom prst="rect">
                       <a:avLst/>
@@ -3941,10 +3912,10 @@
           <w:szCs w:val="28"/>
         </w:rPr>
         <w:drawing>
-          <wp:inline distT="0" distB="0" distL="0" distR="0" wp14:anchorId="0ADFBB67" wp14:editId="4E86763F">
-            <wp:extent cx="4896266" cy="4933950"/>
-            <wp:effectExtent l="0" t="0" r="0" b="0"/>
-            <wp:docPr id="1518924946" name="Рисунок 1"/>
+          <wp:inline distT="0" distB="0" distL="0" distR="0" wp14:anchorId="64D02AD8" wp14:editId="41342B86">
+            <wp:extent cx="5940425" cy="4495165"/>
+            <wp:effectExtent l="0" t="0" r="3175" b="635"/>
+            <wp:docPr id="776815990" name="Рисунок 1"/>
             <wp:cNvGraphicFramePr>
               <a:graphicFrameLocks xmlns:a="http://schemas.openxmlformats.org/drawingml/2006/main" noChangeAspect="1"/>
             </wp:cNvGraphicFramePr>
@@ -3952,7 +3923,7 @@
               <a:graphicData uri="http://schemas.openxmlformats.org/drawingml/2006/picture">
                 <pic:pic xmlns:pic="http://schemas.openxmlformats.org/drawingml/2006/picture">
                   <pic:nvPicPr>
-                    <pic:cNvPr id="1518924946" name=""/>
+                    <pic:cNvPr id="776815990" name=""/>
                     <pic:cNvPicPr/>
                   </pic:nvPicPr>
                   <pic:blipFill>
@@ -3964,7 +3935,7 @@
                   <pic:spPr>
                     <a:xfrm>
                       <a:off x="0" y="0"/>
-                      <a:ext cx="4897836" cy="4935532"/>
+                      <a:ext cx="5940425" cy="4495165"/>
                     </a:xfrm>
                     <a:prstGeom prst="rect">
                       <a:avLst/>
@@ -4188,16 +4159,7 @@
           <w:sz w:val="28"/>
           <w:szCs w:val="28"/>
         </w:rPr>
-        <w:t xml:space="preserve">Стандартный стек для табличных данных. Модели градиентного бустинга (например, CatBoost) можно </w:t>
-      </w:r>
-      <w:r>
-        <w:rPr>
-          <w:rFonts w:ascii="Times New Roman" w:hAnsi="Times New Roman" w:cs="Times New Roman"/>
-          <w:sz w:val="28"/>
-          <w:szCs w:val="28"/>
-        </w:rPr>
-        <w:lastRenderedPageBreak/>
-        <w:t>использовать через их API.</w:t>
+        <w:t>Стандартный стек для табличных данных. Модели градиентного бустинга (например, CatBoost) можно использовать через их API.</w:t>
       </w:r>
       <w:r>
         <w:rPr>
@@ -5312,6 +5274,7 @@
   <w:style w:type="character" w:default="1" w:styleId="a0">
     <w:name w:val="Default Paragraph Font"/>
     <w:uiPriority w:val="1"/>
+    <w:semiHidden/>
     <w:unhideWhenUsed/>
   </w:style>
   <w:style w:type="table" w:default="1" w:styleId="a1">
